--- a/content/topic-06-barrier-repair/kepu-6.3-let-body-speak/copy.docx
+++ b/content/topic-06-barrier-repair/kepu-6.3-let-body-speak/copy.docx
@@ -16,7 +16,7 @@
         <w:pStyle w:val="MdParagraph"/>
       </w:pPr>
       <w:r>
-        <w:t xml:space="preserve">在保養的旅程中，我們常常扮演著「干預者」的角色，試圖透過各種產品和步驟來「控制」肌膚。然而，妳是否曾想過，或許肌膚本身就擁有一套完美的「語言」和「節奏」？「讓身體說話」的哲學，正是鼓勵我們停止過度干預，學會傾聽「內在肌膚」的聲音，感受它與生俱來的自然節奏與平衡。這不僅是一種保養方式，更是一種與自我和解、重新連結的智慧。</w:t>
+        <w:t>多數保養習慣其實建立在同一個假設上：肌膚需要被「控制」——用產品糾正它、用步驟管理它。但如果肌膚本身就有一套完整的語言和節奏，是我們一直沒有停下來聽呢？「讓身體說話」的哲學，鼓勵我們停止過度干預，學會辨認「內在肌膚」發出的訊號，感受它與生俱來的自然節奏與平衡。這不只是換一種保養方式，更是重新與自己和解的練習。</w:t>
       </w:r>
     </w:p>
     <w:p>
